--- a/policies/build/masters_hco/HCO.COP.8_v2_master.docx
+++ b/policies/build/masters_hco/HCO.COP.8_v2_master.docx
@@ -761,7 +761,7 @@
           <w:sz w:val="22"/>
           <w:szCs w:val="22"/>
         </w:rPr>
-        <w:t xml:space="preserve">Boundaries: do not copy SHCO COP wording. Do not overwrite AAC policies. Spell out abbreviations on first use in training materials.</w:t>
+        <w:t xml:space="preserve">Boundaries: do not overwrite HCO AAC policies. Spell out abbreviations on first use in training materials.</w:t>
       </w:r>
     </w:p>
     <w:p>
@@ -863,7 +863,7 @@
           <w:sz w:val="22"/>
           <w:szCs w:val="22"/>
         </w:rPr>
-        <w:t xml:space="preserve">5. Do not skip: Blood / blood components are available for use in emergency and routine situations within a defined time-fr...</w:t>
+        <w:t xml:space="preserve">5. Do not skip: Blood / blood components are available for use in emergency and routine situations within a defined...</w:t>
       </w:r>
     </w:p>
     <w:p>
@@ -875,7 +875,7 @@
           <w:sz w:val="22"/>
           <w:szCs w:val="22"/>
         </w:rPr>
-        <w:t xml:space="preserve">6. Do not skip: The organisation shall ensure that post-transfusion form is collected, reactions if any identified and are ...</w:t>
+        <w:t xml:space="preserve">6. Do not skip: The organisation shall ensure that post-transfusion form is collected, reactions if any identified and are...</w:t>
       </w:r>
     </w:p>
     <w:p>
@@ -929,7 +929,7 @@
         <w:spacing w:after="100" w:before="220"/>
       </w:pPr>
       <w:r>
-        <w:t xml:space="preserve">5.1 Scope of transfusion services is commensurate with the services provi..</w:t>
+        <w:t xml:space="preserve">5.1 Scope of transfusion services is commensurate with the services..</w:t>
       </w:r>
     </w:p>
     <w:p>
@@ -962,7 +962,7 @@
         <w:spacing w:after="100" w:before="220"/>
       </w:pPr>
       <w:r>
-        <w:t xml:space="preserve">5.2 The organisation shall establish and implement processes for blood / ..</w:t>
+        <w:t xml:space="preserve">5.2 The organisation shall establish and implement processes for blood /..</w:t>
       </w:r>
     </w:p>
     <w:p>
@@ -995,7 +995,7 @@
         <w:spacing w:after="100" w:before="220"/>
       </w:pPr>
       <w:r>
-        <w:t xml:space="preserve">5.3 Blood and components are stored safely from the time of collection ti..</w:t>
+        <w:t xml:space="preserve">5.3 Blood and components are stored safely from the time of collection till..</w:t>
       </w:r>
     </w:p>
     <w:p>
@@ -1028,7 +1028,7 @@
         <w:spacing w:after="100" w:before="220"/>
       </w:pPr>
       <w:r>
-        <w:t xml:space="preserve">5.4 The organisation ensures safe and rational use of blood and blood com..</w:t>
+        <w:t xml:space="preserve">5.4 The organisation ensures safe and rational use of blood and blood..</w:t>
       </w:r>
     </w:p>
     <w:p>
@@ -1073,7 +1073,7 @@
         <w:spacing w:after="100" w:before="220"/>
       </w:pPr>
       <w:r>
-        <w:t xml:space="preserve">5.5 Blood / blood components are available for use in emergency and routi..</w:t>
+        <w:t xml:space="preserve">5.5 Blood / blood components are available for use in emergency and routine..</w:t>
       </w:r>
     </w:p>
     <w:p>
@@ -1218,6 +1218,20 @@
       </w:pPr>
       <w:r>
         <w:t xml:space="preserve">7. Governance and responsibility</w:t>
+      </w:r>
+    </w:p>
+    <w:p>
+      <w:pPr>
+        <w:spacing w:after="20" w:before="100"/>
+      </w:pPr>
+      <w:r>
+        <w:rPr>
+          <w:b/>
+          <w:bCs/>
+          <w:sz w:val="22"/>
+          <w:szCs w:val="22"/>
+        </w:rPr>
+        <w:t xml:space="preserve">Medical Superintendent</w:t>
       </w:r>
     </w:p>
     <w:p>
@@ -1234,7 +1248,21 @@
           <w:sz w:val="22"/>
           <w:szCs w:val="22"/>
         </w:rPr>
-        <w:t xml:space="preserve">Medical Superintendent</w:t>
+        <w:t xml:space="preserve">Accountable that COP.8 is resourced and followed.</w:t>
+      </w:r>
+    </w:p>
+    <w:p>
+      <w:pPr>
+        <w:spacing w:after="20" w:before="100"/>
+      </w:pPr>
+      <w:r>
+        <w:rPr>
+          <w:b/>
+          <w:bCs/>
+          <w:sz w:val="22"/>
+          <w:szCs w:val="22"/>
+        </w:rPr>
+        <w:t xml:space="preserve">Transfusion / Blood Bank In-Charge</w:t>
       </w:r>
     </w:p>
     <w:p>
@@ -1251,7 +1279,21 @@
           <w:sz w:val="22"/>
           <w:szCs w:val="22"/>
         </w:rPr>
-        <w:t xml:space="preserve">Accountable that COP.8 is resourced and followed.</w:t>
+        <w:t xml:space="preserve">Owns day-to-day implementation and records for this standard.</w:t>
+      </w:r>
+    </w:p>
+    <w:p>
+      <w:pPr>
+        <w:spacing w:after="20" w:before="100"/>
+      </w:pPr>
+      <w:r>
+        <w:rPr>
+          <w:b/>
+          <w:bCs/>
+          <w:sz w:val="22"/>
+          <w:szCs w:val="22"/>
+        </w:rPr>
+        <w:t xml:space="preserve">Treating doctors / nurses / technicians (as applicable)</w:t>
       </w:r>
     </w:p>
     <w:p>
@@ -1268,7 +1310,21 @@
           <w:sz w:val="22"/>
           <w:szCs w:val="22"/>
         </w:rPr>
-        <w:t xml:space="preserve">Transfusion / Blood Bank In-Charge</w:t>
+        <w:t xml:space="preserve">Deliver care as written; escalate stop-work triggers without delay.</w:t>
+      </w:r>
+    </w:p>
+    <w:p>
+      <w:pPr>
+        <w:spacing w:after="20" w:before="100"/>
+      </w:pPr>
+      <w:r>
+        <w:rPr>
+          <w:b/>
+          <w:bCs/>
+          <w:sz w:val="22"/>
+          <w:szCs w:val="22"/>
+        </w:rPr>
+        <w:t xml:space="preserve">Quality Coordinator</w:t>
       </w:r>
     </w:p>
     <w:p>
@@ -1285,7 +1341,28 @@
           <w:sz w:val="22"/>
           <w:szCs w:val="22"/>
         </w:rPr>
-        <w:t xml:space="preserve">Owns day-to-day implementation and records for this standard.</w:t>
+        <w:t xml:space="preserve">Audits this policy «quarterly»; holds training acknowledgements.</w:t>
+      </w:r>
+    </w:p>
+    <w:p>
+      <w:pPr>
+        <w:pStyle w:val="Heading1"/>
+        <w:spacing w:after="120" w:before="280"/>
+      </w:pPr>
+      <w:r>
+        <w:t xml:space="preserve">8. Quality monitoring (RCA → CAPA)</w:t>
+      </w:r>
+    </w:p>
+    <w:p>
+      <w:pPr>
+        <w:spacing w:after="140"/>
+      </w:pPr>
+      <w:r>
+        <w:rPr>
+          <w:sz w:val="22"/>
+          <w:szCs w:val="22"/>
+        </w:rPr>
+        <w:t xml:space="preserve">The Quality Coordinator audits this policy «quarterly». The audit reviews:</w:t>
       </w:r>
     </w:p>
     <w:p>
@@ -1302,7 +1379,7 @@
           <w:sz w:val="22"/>
           <w:szCs w:val="22"/>
         </w:rPr>
-        <w:t xml:space="preserve">Treating doctors / nurses / technicians (as applicable)</w:t>
+        <w:t xml:space="preserve">Records for a sample of this standard's objective elements, checked against the What-we-do steps.</w:t>
       </w:r>
     </w:p>
     <w:p>
@@ -1319,7 +1396,7 @@
           <w:sz w:val="22"/>
           <w:szCs w:val="22"/>
         </w:rPr>
-        <w:t xml:space="preserve">Deliver care as written; escalate stop-work triggers without delay.</w:t>
+        <w:t xml:space="preserve">Documentary evidence is on file for each asterisked objective element in the sample.</w:t>
       </w:r>
     </w:p>
     <w:p>
@@ -1336,7 +1413,7 @@
           <w:sz w:val="22"/>
           <w:szCs w:val="22"/>
         </w:rPr>
-        <w:t xml:space="preserve">Quality Coordinator</w:t>
+        <w:t xml:space="preserve">CORE objective elements show no critical gaps in the sample.</w:t>
       </w:r>
     </w:p>
     <w:p>
@@ -1353,108 +1430,19 @@
           <w:sz w:val="22"/>
           <w:szCs w:val="22"/>
         </w:rPr>
-        <w:t xml:space="preserve">Audits this policy «quarterly»; holds training acknowledgements.</w:t>
-      </w:r>
-    </w:p>
-    <w:p>
-      <w:pPr>
-        <w:pStyle w:val="Heading1"/>
-        <w:spacing w:after="120" w:before="280"/>
-      </w:pPr>
-      <w:r>
-        <w:t xml:space="preserve">8. Quality monitoring (RCA → CAPA)</w:t>
-      </w:r>
-    </w:p>
-    <w:p>
-      <w:pPr>
-        <w:spacing w:after="140"/>
-      </w:pPr>
-      <w:r>
-        <w:rPr>
-          <w:sz w:val="22"/>
-          <w:szCs w:val="22"/>
-        </w:rPr>
-        <w:t xml:space="preserve">The Quality Coordinator audits this policy «quarterly».</w:t>
-      </w:r>
-    </w:p>
-    <w:p>
-      <w:pPr>
-        <w:spacing w:after="140"/>
-      </w:pPr>
-      <w:r>
-        <w:rPr>
-          <w:sz w:val="22"/>
-          <w:szCs w:val="22"/>
-        </w:rPr>
-        <w:t xml:space="preserve">What is monitored each quarter:</w:t>
-      </w:r>
-    </w:p>
-    <w:p>
-      <w:pPr>
-        <w:pStyle w:val="ListParagraph"/>
-        <w:numPr>
-          <w:ilvl w:val="0"/>
-          <w:numId w:val="1"/>
-        </w:numPr>
-        <w:spacing w:after="60"/>
-      </w:pPr>
-      <w:r>
-        <w:rPr>
-          <w:sz w:val="22"/>
-          <w:szCs w:val="22"/>
-        </w:rPr>
-        <w:t xml:space="preserve">Sample of records for each OE COP.8.a–g.</w:t>
-      </w:r>
-    </w:p>
-    <w:p>
-      <w:pPr>
-        <w:pStyle w:val="ListParagraph"/>
-        <w:numPr>
-          <w:ilvl w:val="0"/>
-          <w:numId w:val="1"/>
-        </w:numPr>
-        <w:spacing w:after="60"/>
-      </w:pPr>
-      <w:r>
-        <w:rPr>
-          <w:sz w:val="22"/>
-          <w:szCs w:val="22"/>
-        </w:rPr>
-        <w:t xml:space="preserve">Asterisked elements (bdefg) have document evidence as required.</w:t>
-      </w:r>
-    </w:p>
-    <w:p>
-      <w:pPr>
-        <w:pStyle w:val="ListParagraph"/>
-        <w:numPr>
-          <w:ilvl w:val="0"/>
-          <w:numId w:val="1"/>
-        </w:numPr>
-        <w:spacing w:after="60"/>
-      </w:pPr>
-      <w:r>
-        <w:rPr>
-          <w:sz w:val="22"/>
-          <w:szCs w:val="22"/>
-        </w:rPr>
-        <w:t xml:space="preserve">CORE elements (d) show no critical gaps in the sample.</w:t>
-      </w:r>
-    </w:p>
-    <w:p>
-      <w:pPr>
-        <w:pStyle w:val="ListParagraph"/>
-        <w:numPr>
-          <w:ilvl w:val="0"/>
-          <w:numId w:val="1"/>
-        </w:numPr>
-        <w:spacing w:after="60"/>
-      </w:pPr>
-      <w:r>
-        <w:rPr>
-          <w:sz w:val="22"/>
-          <w:szCs w:val="22"/>
-        </w:rPr>
         <w:t xml:space="preserve">Stop-work events (if any) are logged with outcome.</w:t>
+      </w:r>
+    </w:p>
+    <w:p>
+      <w:pPr>
+        <w:spacing w:after="140"/>
+      </w:pPr>
+      <w:r>
+        <w:rPr>
+          <w:sz w:val="22"/>
+          <w:szCs w:val="22"/>
+        </w:rPr>
+        <w:t xml:space="preserve">Root-cause analysis is required when a gap found in this audit remains open beyond «90 days».</w:t>
       </w:r>
     </w:p>
     <w:p>
@@ -3192,7 +3180,7 @@
           <w:sz w:val="22"/>
           <w:szCs w:val="22"/>
         </w:rPr>
-        <w:t xml:space="preserve">Records showing COP.8.a was followed for sampled patients/cases.</w:t>
+        <w:t xml:space="preserve">Transfusion-service scope document matched to services provided.</w:t>
       </w:r>
     </w:p>
     <w:p>
@@ -3209,7 +3197,7 @@
           <w:sz w:val="22"/>
           <w:szCs w:val="22"/>
         </w:rPr>
-        <w:t xml:space="preserve">Written guidance / protocol referenced for this element (where required).</w:t>
+        <w:t xml:space="preserve">Service-scope review record.</w:t>
       </w:r>
     </w:p>
     <w:p>
@@ -3226,7 +3214,7 @@
           <w:sz w:val="22"/>
           <w:szCs w:val="22"/>
         </w:rPr>
-        <w:t xml:space="preserve">Audit sample notes for COP.8.a reviewed «quarterly».</w:t>
+        <w:t xml:space="preserve">Cross-reference to the AAC.1 service definition.</w:t>
       </w:r>
     </w:p>
     <w:p>
@@ -3252,7 +3240,7 @@
           <w:sz w:val="22"/>
           <w:szCs w:val="22"/>
         </w:rPr>
-        <w:t xml:space="preserve">Records showing COP.8.b was followed for sampled patients/cases.</w:t>
+        <w:t xml:space="preserve">Written guidance for blood/component collection, testing, storage and distribution.</w:t>
       </w:r>
     </w:p>
     <w:p>
@@ -3269,7 +3257,7 @@
           <w:sz w:val="22"/>
           <w:szCs w:val="22"/>
         </w:rPr>
-        <w:t xml:space="preserve">Written guidance / protocol referenced for this element (where required).</w:t>
+        <w:t xml:space="preserve">Process-compliance record for a sampled unit.</w:t>
       </w:r>
     </w:p>
     <w:p>
@@ -3286,7 +3274,16 @@
           <w:sz w:val="22"/>
           <w:szCs w:val="22"/>
         </w:rPr>
-        <w:t xml:space="preserve">Audit sample notes for COP.8.b reviewed «quarterly».</w:t>
+        <w:t xml:space="preserve">National Blood Transfusion Standards reference.</w:t>
+      </w:r>
+    </w:p>
+    <w:p>
+      <w:pPr>
+        <w:pStyle w:val="Heading2"/>
+        <w:spacing w:after="100" w:before="220"/>
+      </w:pPr>
+      <w:r>
+        <w:t xml:space="preserve">COP.8.c — Blood and components are stored safely from the time of collection till transfusion.</w:t>
       </w:r>
     </w:p>
     <w:p>
@@ -3303,16 +3300,7 @@
           <w:sz w:val="22"/>
           <w:szCs w:val="22"/>
         </w:rPr>
-        <w:t xml:space="preserve">Documented evidence specifically required by the asterisked interpretation.</w:t>
-      </w:r>
-    </w:p>
-    <w:p>
-      <w:pPr>
-        <w:pStyle w:val="Heading2"/>
-        <w:spacing w:after="100" w:before="220"/>
-      </w:pPr>
-      <w:r>
-        <w:t xml:space="preserve">COP.8.c — Blood and components are stored safely from the time of collection till transfusion.</w:t>
+        <w:t xml:space="preserve">Blood-storage temperature log and equipment-monitoring record.</w:t>
       </w:r>
     </w:p>
     <w:p>
@@ -3329,7 +3317,7 @@
           <w:sz w:val="22"/>
           <w:szCs w:val="22"/>
         </w:rPr>
-        <w:t xml:space="preserve">Records showing COP.8.c was followed for sampled patients/cases.</w:t>
+        <w:t xml:space="preserve">Cold-chain maintenance record from collection to transfusion.</w:t>
       </w:r>
     </w:p>
     <w:p>
@@ -3346,7 +3334,16 @@
           <w:sz w:val="22"/>
           <w:szCs w:val="22"/>
         </w:rPr>
-        <w:t xml:space="preserve">Written guidance / protocol referenced for this element (where required).</w:t>
+        <w:t xml:space="preserve">Storage-condition compliance check.</w:t>
+      </w:r>
+    </w:p>
+    <w:p>
+      <w:pPr>
+        <w:pStyle w:val="Heading2"/>
+        <w:spacing w:after="100" w:before="220"/>
+      </w:pPr>
+      <w:r>
+        <w:t xml:space="preserve">COP.8.d — The organisation ensures safe and rational use of blood and blood components.</w:t>
       </w:r>
     </w:p>
     <w:p>
@@ -3363,16 +3360,7 @@
           <w:sz w:val="22"/>
           <w:szCs w:val="22"/>
         </w:rPr>
-        <w:t xml:space="preserve">Audit sample notes for COP.8.c reviewed «quarterly».</w:t>
-      </w:r>
-    </w:p>
-    <w:p>
-      <w:pPr>
-        <w:pStyle w:val="Heading2"/>
-        <w:spacing w:after="100" w:before="220"/>
-      </w:pPr>
-      <w:r>
-        <w:t xml:space="preserve">COP.8.d — The organisation ensures safe and rational use of blood and blood components.</w:t>
+        <w:t xml:space="preserve">Two-identifier patient-verification and compatibility-check record before transfusion.</w:t>
       </w:r>
     </w:p>
     <w:p>
@@ -3389,7 +3377,7 @@
           <w:sz w:val="22"/>
           <w:szCs w:val="22"/>
         </w:rPr>
-        <w:t xml:space="preserve">Records showing COP.8.d was followed for sampled patients/cases.</w:t>
+        <w:t xml:space="preserve">Rational-use or blood-utilisation review record.</w:t>
       </w:r>
     </w:p>
     <w:p>
@@ -3406,7 +3394,16 @@
           <w:sz w:val="22"/>
           <w:szCs w:val="22"/>
         </w:rPr>
-        <w:t xml:space="preserve">Written guidance / protocol referenced for this element (where required).</w:t>
+        <w:t xml:space="preserve">Informed-consent record for transfusion.</w:t>
+      </w:r>
+    </w:p>
+    <w:p>
+      <w:pPr>
+        <w:pStyle w:val="Heading2"/>
+        <w:spacing w:after="100" w:before="220"/>
+      </w:pPr>
+      <w:r>
+        <w:t xml:space="preserve">COP.8.e — Blood / blood components are available for use in emergency and routine situations within a defined time-frame.</w:t>
       </w:r>
     </w:p>
     <w:p>
@@ -3423,7 +3420,7 @@
           <w:sz w:val="22"/>
           <w:szCs w:val="22"/>
         </w:rPr>
-        <w:t xml:space="preserve">Audit sample notes for COP.8.d reviewed «quarterly».</w:t>
+        <w:t xml:space="preserve">Blood or component availability record for emergency and routine requests.</w:t>
       </w:r>
     </w:p>
     <w:p>
@@ -3440,16 +3437,7 @@
           <w:sz w:val="22"/>
           <w:szCs w:val="22"/>
         </w:rPr>
-        <w:t xml:space="preserve">Documented evidence specifically required by the asterisked interpretation.</w:t>
-      </w:r>
-    </w:p>
-    <w:p>
-      <w:pPr>
-        <w:pStyle w:val="Heading2"/>
-        <w:spacing w:after="100" w:before="220"/>
-      </w:pPr>
-      <w:r>
-        <w:t xml:space="preserve">COP.8.e — Blood / blood components are available for use in emergency and routine situations within a defined time-frame.</w:t>
+        <w:t xml:space="preserve">Turnaround-time log against the defined timeframe.</w:t>
       </w:r>
     </w:p>
     <w:p>
@@ -3466,7 +3454,16 @@
           <w:sz w:val="22"/>
           <w:szCs w:val="22"/>
         </w:rPr>
-        <w:t xml:space="preserve">Records showing COP.8.e was followed for sampled patients/cases.</w:t>
+        <w:t xml:space="preserve">Escalation record for a delayed request.</w:t>
+      </w:r>
+    </w:p>
+    <w:p>
+      <w:pPr>
+        <w:pStyle w:val="Heading2"/>
+        <w:spacing w:after="100" w:before="220"/>
+      </w:pPr>
+      <w:r>
+        <w:t xml:space="preserve">COP.8.f — The organisation shall ensure that post-transfusion form is collected, reactions if any identified and are analysed for preventive and corrective actions.</w:t>
       </w:r>
     </w:p>
     <w:p>
@@ -3483,7 +3480,7 @@
           <w:sz w:val="22"/>
           <w:szCs w:val="22"/>
         </w:rPr>
-        <w:t xml:space="preserve">Written guidance / protocol referenced for this element (where required).</w:t>
+        <w:t xml:space="preserve">Post-transfusion form collected for a sampled transfusion.</w:t>
       </w:r>
     </w:p>
     <w:p>
@@ -3500,7 +3497,7 @@
           <w:sz w:val="22"/>
           <w:szCs w:val="22"/>
         </w:rPr>
-        <w:t xml:space="preserve">Audit sample notes for COP.8.e reviewed «quarterly».</w:t>
+        <w:t xml:space="preserve">Transfusion-reaction identification and analysis record.</w:t>
       </w:r>
     </w:p>
     <w:p>
@@ -3517,7 +3514,7 @@
           <w:sz w:val="22"/>
           <w:szCs w:val="22"/>
         </w:rPr>
-        <w:t xml:space="preserve">Documented evidence specifically required by the asterisked interpretation.</w:t>
+        <w:t xml:space="preserve">CAPA record from reaction analysis.</w:t>
       </w:r>
     </w:p>
     <w:p>
@@ -3526,7 +3523,7 @@
         <w:spacing w:after="100" w:before="220"/>
       </w:pPr>
       <w:r>
-        <w:t xml:space="preserve">COP.8.f — The organisation shall ensure that post-transfusion form is collected, reactions if any identified and are analysed for preventive and corrective actions.</w:t>
+        <w:t xml:space="preserve">COP.8.g — The organisation shall implement a quality assurance programme.</w:t>
       </w:r>
     </w:p>
     <w:p>
@@ -3543,7 +3540,7 @@
           <w:sz w:val="22"/>
           <w:szCs w:val="22"/>
         </w:rPr>
-        <w:t xml:space="preserve">Records showing COP.8.f was followed for sampled patients/cases.</w:t>
+        <w:t xml:space="preserve">Written transfusion-service quality assurance programme.</w:t>
       </w:r>
     </w:p>
     <w:p>
@@ -3560,7 +3557,7 @@
           <w:sz w:val="22"/>
           <w:szCs w:val="22"/>
         </w:rPr>
-        <w:t xml:space="preserve">Written guidance / protocol referenced for this element (where required).</w:t>
+        <w:t xml:space="preserve">Indicator-monitoring record for the programme.</w:t>
       </w:r>
     </w:p>
     <w:p>
@@ -3577,101 +3574,7 @@
           <w:sz w:val="22"/>
           <w:szCs w:val="22"/>
         </w:rPr>
-        <w:t xml:space="preserve">Audit sample notes for COP.8.f reviewed «quarterly».</w:t>
-      </w:r>
-    </w:p>
-    <w:p>
-      <w:pPr>
-        <w:pStyle w:val="ListParagraph"/>
-        <w:numPr>
-          <w:ilvl w:val="0"/>
-          <w:numId w:val="1"/>
-        </w:numPr>
-        <w:spacing w:after="60"/>
-      </w:pPr>
-      <w:r>
-        <w:rPr>
-          <w:sz w:val="22"/>
-          <w:szCs w:val="22"/>
-        </w:rPr>
-        <w:t xml:space="preserve">Documented evidence specifically required by the asterisked interpretation.</w:t>
-      </w:r>
-    </w:p>
-    <w:p>
-      <w:pPr>
-        <w:pStyle w:val="Heading2"/>
-        <w:spacing w:after="100" w:before="220"/>
-      </w:pPr>
-      <w:r>
-        <w:t xml:space="preserve">COP.8.g — The organisation shall implement a quality assurance programme.</w:t>
-      </w:r>
-    </w:p>
-    <w:p>
-      <w:pPr>
-        <w:pStyle w:val="ListParagraph"/>
-        <w:numPr>
-          <w:ilvl w:val="0"/>
-          <w:numId w:val="1"/>
-        </w:numPr>
-        <w:spacing w:after="60"/>
-      </w:pPr>
-      <w:r>
-        <w:rPr>
-          <w:sz w:val="22"/>
-          <w:szCs w:val="22"/>
-        </w:rPr>
-        <w:t xml:space="preserve">Records showing COP.8.g was followed for sampled patients/cases.</w:t>
-      </w:r>
-    </w:p>
-    <w:p>
-      <w:pPr>
-        <w:pStyle w:val="ListParagraph"/>
-        <w:numPr>
-          <w:ilvl w:val="0"/>
-          <w:numId w:val="1"/>
-        </w:numPr>
-        <w:spacing w:after="60"/>
-      </w:pPr>
-      <w:r>
-        <w:rPr>
-          <w:sz w:val="22"/>
-          <w:szCs w:val="22"/>
-        </w:rPr>
-        <w:t xml:space="preserve">Written guidance / protocol referenced for this element (where required).</w:t>
-      </w:r>
-    </w:p>
-    <w:p>
-      <w:pPr>
-        <w:pStyle w:val="ListParagraph"/>
-        <w:numPr>
-          <w:ilvl w:val="0"/>
-          <w:numId w:val="1"/>
-        </w:numPr>
-        <w:spacing w:after="60"/>
-      </w:pPr>
-      <w:r>
-        <w:rPr>
-          <w:sz w:val="22"/>
-          <w:szCs w:val="22"/>
-        </w:rPr>
-        <w:t xml:space="preserve">Audit sample notes for COP.8.g reviewed «quarterly».</w:t>
-      </w:r>
-    </w:p>
-    <w:p>
-      <w:pPr>
-        <w:pStyle w:val="ListParagraph"/>
-        <w:numPr>
-          <w:ilvl w:val="0"/>
-          <w:numId w:val="1"/>
-        </w:numPr>
-        <w:spacing w:after="60"/>
-      </w:pPr>
-      <w:r>
-        <w:rPr>
-          <w:sz w:val="22"/>
-          <w:szCs w:val="22"/>
-        </w:rPr>
-        <w:t xml:space="preserve">Documented evidence specifically required by the asterisked interpretation.</w:t>
+        <w:t xml:space="preserve">Improvement-action record from QA findings.</w:t>
       </w:r>
     </w:p>
     <w:p>

--- a/policies/build/masters_hco/HCO.COP.8_v2_master.docx
+++ b/policies/build/masters_hco/HCO.COP.8_v2_master.docx
@@ -692,19 +692,19 @@
           <w:sz w:val="22"/>
           <w:szCs w:val="22"/>
         </w:rPr>
-        <w:t xml:space="preserve">It covers objective elements COP.8.a–g (7 elements).</w:t>
-      </w:r>
-    </w:p>
-    <w:p>
-      <w:pPr>
-        <w:spacing w:after="140"/>
-      </w:pPr>
-      <w:r>
-        <w:rPr>
-          <w:sz w:val="22"/>
-          <w:szCs w:val="22"/>
-        </w:rPr>
-        <w:t xml:space="preserve">This policy owns COP.8. Related AAC, PRE, IPC/HIC, HRM and MOM duties stay with those policies — cross-reference only.</w:t>
+        <w:t xml:space="preserve">This policy covers all 7 requirements under this standard, listed in detail below.</w:t>
+      </w:r>
+    </w:p>
+    <w:p>
+      <w:pPr>
+        <w:spacing w:after="140"/>
+      </w:pPr>
+      <w:r>
+        <w:rPr>
+          <w:sz w:val="22"/>
+          <w:szCs w:val="22"/>
+        </w:rPr>
+        <w:t xml:space="preserve">This policy covers safe transfusion services specifically. Related duties — like patient assessment, patient rights, infection control, staffing, or medication management — are covered in the hospital's other policies, not repeated here.</w:t>
       </w:r>
     </w:p>
     <w:p>
@@ -749,19 +749,19 @@
           <w:sz w:val="22"/>
           <w:szCs w:val="22"/>
         </w:rPr>
-        <w:t xml:space="preserve">It covers 7 objective elements (COP.8.a, COP.8.b, COP.8.c, COP.8.d, COP.8.e, COP.8.f, COP.8.g).</w:t>
-      </w:r>
-    </w:p>
-    <w:p>
-      <w:pPr>
-        <w:spacing w:after="140"/>
-      </w:pPr>
-      <w:r>
-        <w:rPr>
-          <w:sz w:val="22"/>
-          <w:szCs w:val="22"/>
-        </w:rPr>
-        <w:t xml:space="preserve">Boundaries: do not overwrite HCO AAC policies. Spell out abbreviations on first use in training materials.</w:t>
+        <w:t xml:space="preserve">This policy covers all 7 requirements under this standard, listed in detail below.</w:t>
+      </w:r>
+    </w:p>
+    <w:p>
+      <w:pPr>
+        <w:spacing w:after="140"/>
+      </w:pPr>
+      <w:r>
+        <w:rPr>
+          <w:sz w:val="22"/>
+          <w:szCs w:val="22"/>
+        </w:rPr>
+        <w:t xml:space="preserve">This policy covers safe transfusion services specifically. Related duties — like patient assessment, patient rights, infection control, staffing, or medication management — are covered in the hospital's other policies, not repeated here. Spell out abbreviations on first use in training materials.</w:t>
       </w:r>
     </w:p>
     <w:p>
